--- a/HTML/iframe/09 - Test Result (TRT)/TRT.docx
+++ b/HTML/iframe/09 - Test Result (TRT)/TRT.docx
@@ -52,8 +52,8 @@
     <w:tbl>
       <w:tblPr>
         <w:tblStyle w:val="TableGrid"/>
-        <w:tblW w:w="10208" w:type="dxa"/>
-        <w:tblInd w:w="108" w:type="dxa"/>
+        <w:tblW w:w="10655" w:type="dxa"/>
+        <w:tblInd w:w="-175" w:type="dxa"/>
         <w:tblBorders>
           <w:insideV w:val="none" w:sz="0" w:space="0" w:color="auto"/>
         </w:tblBorders>
@@ -61,27 +61,27 @@
         <w:tblLook w:val="01E0" w:firstRow="1" w:lastRow="1" w:firstColumn="1" w:lastColumn="1" w:noHBand="0" w:noVBand="0"/>
       </w:tblPr>
       <w:tblGrid>
-        <w:gridCol w:w="2170"/>
-        <w:gridCol w:w="382"/>
-        <w:gridCol w:w="239"/>
-        <w:gridCol w:w="646"/>
-        <w:gridCol w:w="874"/>
-        <w:gridCol w:w="660"/>
-        <w:gridCol w:w="572"/>
-        <w:gridCol w:w="403"/>
-        <w:gridCol w:w="564"/>
-        <w:gridCol w:w="303"/>
-        <w:gridCol w:w="578"/>
-        <w:gridCol w:w="1054"/>
-        <w:gridCol w:w="1763"/>
+        <w:gridCol w:w="2264"/>
+        <w:gridCol w:w="399"/>
+        <w:gridCol w:w="249"/>
+        <w:gridCol w:w="675"/>
+        <w:gridCol w:w="911"/>
+        <w:gridCol w:w="688"/>
+        <w:gridCol w:w="599"/>
+        <w:gridCol w:w="420"/>
+        <w:gridCol w:w="587"/>
+        <w:gridCol w:w="317"/>
+        <w:gridCol w:w="602"/>
+        <w:gridCol w:w="1099"/>
+        <w:gridCol w:w="1845"/>
       </w:tblGrid>
       <w:tr>
         <w:trPr>
-          <w:trHeight w:val="993"/>
+          <w:trHeight w:val="972"/>
         </w:trPr>
         <w:tc>
           <w:tcPr>
-            <w:tcW w:w="5543" w:type="dxa"/>
+            <w:tcW w:w="5785" w:type="dxa"/>
             <w:gridSpan w:val="7"/>
             <w:tcBorders>
               <w:right w:val="nil"/>
@@ -105,7 +105,29 @@
                 <w:sz w:val="20"/>
                 <w:szCs w:val="20"/>
               </w:rPr>
-              <w:t xml:space="preserve">Project Name : </w:t>
+              <w:t xml:space="preserve">Project </w:t>
+            </w:r>
+            <w:proofErr w:type="gramStart"/>
+            <w:r>
+              <w:rPr>
+                <w:rFonts w:cstheme="minorHAnsi"/>
+                <w:b/>
+                <w:bCs/>
+                <w:sz w:val="20"/>
+                <w:szCs w:val="20"/>
+              </w:rPr>
+              <w:t>Name :</w:t>
+            </w:r>
+            <w:proofErr w:type="gramEnd"/>
+            <w:r>
+              <w:rPr>
+                <w:rFonts w:cstheme="minorHAnsi"/>
+                <w:b/>
+                <w:bCs/>
+                <w:sz w:val="20"/>
+                <w:szCs w:val="20"/>
+              </w:rPr>
+              <w:t xml:space="preserve"> </w:t>
             </w:r>
             <w:r>
               <w:rPr>
@@ -136,8 +158,20 @@
                 <w:sz w:val="20"/>
                 <w:szCs w:val="20"/>
               </w:rPr>
-              <w:t>Employer       :</w:t>
-            </w:r>
+              <w:t xml:space="preserve">Employer     </w:t>
+            </w:r>
+            <w:proofErr w:type="gramStart"/>
+            <w:r>
+              <w:rPr>
+                <w:rFonts w:cstheme="minorHAnsi"/>
+                <w:b/>
+                <w:bCs/>
+                <w:sz w:val="20"/>
+                <w:szCs w:val="20"/>
+              </w:rPr>
+              <w:t xml:space="preserve">  :</w:t>
+            </w:r>
+            <w:proofErr w:type="gramEnd"/>
             <w:r>
               <w:rPr>
                 <w:rFonts w:ascii="Times New Roman" w:hAnsi="Times New Roman" w:cs="Times New Roman"/>
@@ -167,8 +201,20 @@
                 <w:sz w:val="20"/>
                 <w:szCs w:val="20"/>
               </w:rPr>
-              <w:t>Consultant    :</w:t>
-            </w:r>
+              <w:t xml:space="preserve">Consultant  </w:t>
+            </w:r>
+            <w:proofErr w:type="gramStart"/>
+            <w:r>
+              <w:rPr>
+                <w:rFonts w:cstheme="minorHAnsi"/>
+                <w:b/>
+                <w:bCs/>
+                <w:sz w:val="20"/>
+                <w:szCs w:val="20"/>
+              </w:rPr>
+              <w:t xml:space="preserve">  :</w:t>
+            </w:r>
+            <w:proofErr w:type="gramEnd"/>
             <w:r>
               <w:rPr>
                 <w:rFonts w:eastAsia="Calibri" w:cstheme="minorHAnsi"/>
@@ -196,8 +242,20 @@
                 <w:sz w:val="20"/>
                 <w:szCs w:val="20"/>
               </w:rPr>
-              <w:t>Contractor     :</w:t>
-            </w:r>
+              <w:t xml:space="preserve">Contractor   </w:t>
+            </w:r>
+            <w:proofErr w:type="gramStart"/>
+            <w:r>
+              <w:rPr>
+                <w:rFonts w:cstheme="minorHAnsi"/>
+                <w:b/>
+                <w:bCs/>
+                <w:sz w:val="20"/>
+                <w:szCs w:val="20"/>
+              </w:rPr>
+              <w:t xml:space="preserve">  :</w:t>
+            </w:r>
+            <w:proofErr w:type="gramEnd"/>
             <w:r>
               <w:rPr>
                 <w:rFonts w:eastAsia="Calibri" w:cstheme="minorHAnsi"/>
@@ -210,7 +268,7 @@
         </w:tc>
         <w:tc>
           <w:tcPr>
-            <w:tcW w:w="4664" w:type="dxa"/>
+            <w:tcW w:w="4869" w:type="dxa"/>
             <w:gridSpan w:val="6"/>
             <w:tcBorders>
               <w:left w:val="nil"/>
@@ -234,8 +292,20 @@
                 <w:sz w:val="20"/>
                 <w:szCs w:val="20"/>
               </w:rPr>
-              <w:t>Package      :</w:t>
-            </w:r>
+              <w:t xml:space="preserve">Package    </w:t>
+            </w:r>
+            <w:proofErr w:type="gramStart"/>
+            <w:r>
+              <w:rPr>
+                <w:rFonts w:cstheme="minorHAnsi"/>
+                <w:b/>
+                <w:bCs/>
+                <w:sz w:val="20"/>
+                <w:szCs w:val="20"/>
+              </w:rPr>
+              <w:t xml:space="preserve">  :</w:t>
+            </w:r>
+            <w:proofErr w:type="gramEnd"/>
             <w:r>
               <w:rPr>
                 <w:rFonts w:cstheme="minorHAnsi"/>
@@ -263,8 +333,20 @@
                 <w:sz w:val="20"/>
                 <w:szCs w:val="20"/>
               </w:rPr>
-              <w:t>Phase          :</w:t>
-            </w:r>
+              <w:t xml:space="preserve">Phase        </w:t>
+            </w:r>
+            <w:proofErr w:type="gramStart"/>
+            <w:r>
+              <w:rPr>
+                <w:rFonts w:cstheme="minorHAnsi"/>
+                <w:b/>
+                <w:bCs/>
+                <w:sz w:val="20"/>
+                <w:szCs w:val="20"/>
+              </w:rPr>
+              <w:t xml:space="preserve">  :</w:t>
+            </w:r>
+            <w:proofErr w:type="gramEnd"/>
             <w:r>
               <w:rPr>
                 <w:rFonts w:cstheme="minorHAnsi"/>
@@ -322,11 +404,11 @@
           <w:tblLook w:val="04A0" w:firstRow="1" w:lastRow="0" w:firstColumn="1" w:lastColumn="0" w:noHBand="0" w:noVBand="1"/>
         </w:tblPrEx>
         <w:trPr>
-          <w:trHeight w:val="959"/>
+          <w:trHeight w:val="938"/>
         </w:trPr>
         <w:tc>
           <w:tcPr>
-            <w:tcW w:w="5543" w:type="dxa"/>
+            <w:tcW w:w="5785" w:type="dxa"/>
             <w:gridSpan w:val="7"/>
             <w:tcBorders>
               <w:bottom w:val="single" w:sz="4" w:space="0" w:color="000000" w:themeColor="text1"/>
@@ -345,8 +427,18 @@
                 <w:b/>
                 <w:bCs/>
               </w:rPr>
-              <w:t>Date     :</w:t>
-            </w:r>
+              <w:t xml:space="preserve">Date   </w:t>
+            </w:r>
+            <w:proofErr w:type="gramStart"/>
+            <w:r>
+              <w:rPr>
+                <w:rFonts w:asciiTheme="minorHAnsi" w:hAnsiTheme="minorHAnsi" w:cstheme="minorHAnsi"/>
+                <w:b/>
+                <w:bCs/>
+              </w:rPr>
+              <w:t xml:space="preserve">  :</w:t>
+            </w:r>
+            <w:proofErr w:type="gramEnd"/>
             <w:r>
               <w:rPr>
                 <w:rFonts w:asciiTheme="minorHAnsi" w:hAnsiTheme="minorHAnsi" w:cstheme="minorHAnsi"/>
@@ -383,7 +475,7 @@
         </w:tc>
         <w:tc>
           <w:tcPr>
-            <w:tcW w:w="4664" w:type="dxa"/>
+            <w:tcW w:w="4869" w:type="dxa"/>
             <w:gridSpan w:val="6"/>
             <w:tcBorders>
               <w:bottom w:val="single" w:sz="4" w:space="0" w:color="000000" w:themeColor="text1"/>
@@ -404,11 +496,11 @@
           <w:tblLook w:val="04A0" w:firstRow="1" w:lastRow="0" w:firstColumn="1" w:lastColumn="0" w:noHBand="0" w:noVBand="1"/>
         </w:tblPrEx>
         <w:trPr>
-          <w:trHeight w:val="360"/>
+          <w:trHeight w:val="352"/>
         </w:trPr>
         <w:tc>
           <w:tcPr>
-            <w:tcW w:w="5543" w:type="dxa"/>
+            <w:tcW w:w="5785" w:type="dxa"/>
             <w:gridSpan w:val="7"/>
             <w:tcBorders>
               <w:bottom w:val="single" w:sz="4" w:space="0" w:color="000000" w:themeColor="text1"/>
@@ -450,7 +542,7 @@
         </w:tc>
         <w:tc>
           <w:tcPr>
-            <w:tcW w:w="4664" w:type="dxa"/>
+            <w:tcW w:w="4869" w:type="dxa"/>
             <w:gridSpan w:val="6"/>
             <w:tcBorders>
               <w:bottom w:val="single" w:sz="4" w:space="0" w:color="000000" w:themeColor="text1"/>
@@ -496,11 +588,11 @@
           <w:tblLook w:val="04A0" w:firstRow="1" w:lastRow="0" w:firstColumn="1" w:lastColumn="0" w:noHBand="0" w:noVBand="1"/>
         </w:tblPrEx>
         <w:trPr>
-          <w:trHeight w:val="394"/>
+          <w:trHeight w:val="385"/>
         </w:trPr>
         <w:tc>
           <w:tcPr>
-            <w:tcW w:w="10208" w:type="dxa"/>
+            <w:tcW w:w="10655" w:type="dxa"/>
             <w:gridSpan w:val="13"/>
             <w:tcBorders>
               <w:top w:val="single" w:sz="4" w:space="0" w:color="000000" w:themeColor="text1"/>
@@ -541,11 +633,11 @@
           <w:tblLook w:val="04A0" w:firstRow="1" w:lastRow="0" w:firstColumn="1" w:lastColumn="0" w:noHBand="0" w:noVBand="1"/>
         </w:tblPrEx>
         <w:trPr>
-          <w:trHeight w:val="231"/>
+          <w:trHeight w:val="225"/>
         </w:trPr>
         <w:tc>
           <w:tcPr>
-            <w:tcW w:w="10208" w:type="dxa"/>
+            <w:tcW w:w="10655" w:type="dxa"/>
             <w:gridSpan w:val="13"/>
             <w:tcBorders>
               <w:top w:val="nil"/>
@@ -628,11 +720,11 @@
           <w:tblLook w:val="04A0" w:firstRow="1" w:lastRow="0" w:firstColumn="1" w:lastColumn="0" w:noHBand="0" w:noVBand="1"/>
         </w:tblPrEx>
         <w:trPr>
-          <w:trHeight w:val="452"/>
+          <w:trHeight w:val="442"/>
         </w:trPr>
         <w:tc>
           <w:tcPr>
-            <w:tcW w:w="10208" w:type="dxa"/>
+            <w:tcW w:w="10655" w:type="dxa"/>
             <w:gridSpan w:val="13"/>
             <w:tcBorders>
               <w:bottom w:val="single" w:sz="4" w:space="0" w:color="000000" w:themeColor="text1"/>
@@ -663,11 +755,11 @@
           <w:tblLook w:val="04A0" w:firstRow="1" w:lastRow="0" w:firstColumn="1" w:lastColumn="0" w:noHBand="0" w:noVBand="1"/>
         </w:tblPrEx>
         <w:trPr>
-          <w:trHeight w:val="341"/>
+          <w:trHeight w:val="333"/>
         </w:trPr>
         <w:tc>
           <w:tcPr>
-            <w:tcW w:w="2552" w:type="dxa"/>
+            <w:tcW w:w="2663" w:type="dxa"/>
             <w:gridSpan w:val="2"/>
             <w:tcBorders>
               <w:bottom w:val="nil"/>
@@ -791,7 +883,7 @@
         </w:tc>
         <w:tc>
           <w:tcPr>
-            <w:tcW w:w="1759" w:type="dxa"/>
+            <w:tcW w:w="1835" w:type="dxa"/>
             <w:gridSpan w:val="3"/>
             <w:tcBorders>
               <w:bottom w:val="nil"/>
@@ -926,7 +1018,7 @@
         </w:tc>
         <w:tc>
           <w:tcPr>
-            <w:tcW w:w="2199" w:type="dxa"/>
+            <w:tcW w:w="2294" w:type="dxa"/>
             <w:gridSpan w:val="4"/>
             <w:tcBorders>
               <w:bottom w:val="nil"/>
@@ -1034,7 +1126,7 @@
         </w:tc>
         <w:tc>
           <w:tcPr>
-            <w:tcW w:w="1935" w:type="dxa"/>
+            <w:tcW w:w="2018" w:type="dxa"/>
             <w:gridSpan w:val="3"/>
             <w:tcBorders>
               <w:bottom w:val="nil"/>
@@ -1134,7 +1226,7 @@
         </w:tc>
         <w:tc>
           <w:tcPr>
-            <w:tcW w:w="1761" w:type="dxa"/>
+            <w:tcW w:w="1841" w:type="dxa"/>
             <w:tcBorders>
               <w:bottom w:val="nil"/>
             </w:tcBorders>
@@ -1237,11 +1329,11 @@
           <w:tblLook w:val="04A0" w:firstRow="1" w:lastRow="0" w:firstColumn="1" w:lastColumn="0" w:noHBand="0" w:noVBand="1"/>
         </w:tblPrEx>
         <w:trPr>
-          <w:trHeight w:val="341"/>
+          <w:trHeight w:val="333"/>
         </w:trPr>
         <w:tc>
           <w:tcPr>
-            <w:tcW w:w="2552" w:type="dxa"/>
+            <w:tcW w:w="2663" w:type="dxa"/>
             <w:gridSpan w:val="2"/>
             <w:tcBorders>
               <w:top w:val="nil"/>
@@ -1353,7 +1445,7 @@
         </w:tc>
         <w:tc>
           <w:tcPr>
-            <w:tcW w:w="1759" w:type="dxa"/>
+            <w:tcW w:w="1835" w:type="dxa"/>
             <w:gridSpan w:val="3"/>
             <w:tcBorders>
               <w:top w:val="nil"/>
@@ -1474,7 +1566,7 @@
         </w:tc>
         <w:tc>
           <w:tcPr>
-            <w:tcW w:w="2199" w:type="dxa"/>
+            <w:tcW w:w="2294" w:type="dxa"/>
             <w:gridSpan w:val="4"/>
             <w:tcBorders>
               <w:top w:val="nil"/>
@@ -1577,7 +1669,7 @@
         </w:tc>
         <w:tc>
           <w:tcPr>
-            <w:tcW w:w="1935" w:type="dxa"/>
+            <w:tcW w:w="2018" w:type="dxa"/>
             <w:gridSpan w:val="3"/>
             <w:tcBorders>
               <w:top w:val="nil"/>
@@ -1689,7 +1781,7 @@
         </w:tc>
         <w:tc>
           <w:tcPr>
-            <w:tcW w:w="1761" w:type="dxa"/>
+            <w:tcW w:w="1841" w:type="dxa"/>
             <w:tcBorders>
               <w:top w:val="nil"/>
               <w:bottom w:val="single" w:sz="4" w:space="0" w:color="000000" w:themeColor="text1"/>
@@ -1795,11 +1887,11 @@
           <w:tblLook w:val="04A0" w:firstRow="1" w:lastRow="0" w:firstColumn="1" w:lastColumn="0" w:noHBand="0" w:noVBand="1"/>
         </w:tblPrEx>
         <w:trPr>
-          <w:trHeight w:val="162"/>
+          <w:trHeight w:val="157"/>
         </w:trPr>
         <w:tc>
           <w:tcPr>
-            <w:tcW w:w="2791" w:type="dxa"/>
+            <w:tcW w:w="2912" w:type="dxa"/>
             <w:gridSpan w:val="3"/>
             <w:tcBorders>
               <w:bottom w:val="nil"/>
@@ -1828,7 +1920,7 @@
         </w:tc>
         <w:tc>
           <w:tcPr>
-            <w:tcW w:w="4022" w:type="dxa"/>
+            <w:tcW w:w="4197" w:type="dxa"/>
             <w:gridSpan w:val="7"/>
             <w:tcBorders>
               <w:bottom w:val="nil"/>
@@ -1848,7 +1940,7 @@
         </w:tc>
         <w:tc>
           <w:tcPr>
-            <w:tcW w:w="3394" w:type="dxa"/>
+            <w:tcW w:w="3545" w:type="dxa"/>
             <w:gridSpan w:val="3"/>
             <w:tcBorders>
               <w:bottom w:val="nil"/>
@@ -1872,11 +1964,11 @@
           <w:tblLook w:val="04A0" w:firstRow="1" w:lastRow="0" w:firstColumn="1" w:lastColumn="0" w:noHBand="0" w:noVBand="1"/>
         </w:tblPrEx>
         <w:trPr>
-          <w:trHeight w:val="1448"/>
+          <w:trHeight w:val="1418"/>
         </w:trPr>
         <w:tc>
           <w:tcPr>
-            <w:tcW w:w="10208" w:type="dxa"/>
+            <w:tcW w:w="10655" w:type="dxa"/>
             <w:gridSpan w:val="13"/>
             <w:tcBorders>
               <w:top w:val="nil"/>
@@ -1932,19 +2024,7 @@
               <w:rPr>
                 <w:rFonts w:asciiTheme="minorHAnsi" w:eastAsia="Calibri" w:hAnsiTheme="minorHAnsi" w:cstheme="minorHAnsi"/>
               </w:rPr>
-              <w:t xml:space="preserve">: </w:t>
-            </w:r>
-            <w:r>
-              <w:rPr>
-                <w:rFonts w:asciiTheme="minorHAnsi" w:eastAsia="Calibri" w:hAnsiTheme="minorHAnsi" w:cstheme="minorHAnsi"/>
-              </w:rPr>
-              <w:t xml:space="preserve">               </w:t>
-            </w:r>
-            <w:r>
-              <w:rPr>
-                <w:rFonts w:asciiTheme="minorHAnsi" w:eastAsia="Calibri" w:hAnsiTheme="minorHAnsi" w:cstheme="minorHAnsi"/>
-              </w:rPr>
-              <w:t xml:space="preserve">                  </w:t>
+              <w:t xml:space="preserve">:                                  </w:t>
             </w:r>
             <w:r>
               <w:rPr>
@@ -2158,11 +2238,11 @@
           <w:tblLook w:val="04A0" w:firstRow="1" w:lastRow="0" w:firstColumn="1" w:lastColumn="0" w:noHBand="0" w:noVBand="1"/>
         </w:tblPrEx>
         <w:trPr>
-          <w:trHeight w:val="193"/>
+          <w:trHeight w:val="188"/>
         </w:trPr>
         <w:tc>
           <w:tcPr>
-            <w:tcW w:w="3437" w:type="dxa"/>
+            <w:tcW w:w="3587" w:type="dxa"/>
             <w:gridSpan w:val="4"/>
             <w:tcBorders>
               <w:bottom w:val="nil"/>
@@ -2199,7 +2279,7 @@
         </w:tc>
         <w:tc>
           <w:tcPr>
-            <w:tcW w:w="2509" w:type="dxa"/>
+            <w:tcW w:w="2618" w:type="dxa"/>
             <w:gridSpan w:val="4"/>
             <w:tcBorders>
               <w:bottom w:val="nil"/>
@@ -2222,7 +2302,7 @@
         </w:tc>
         <w:tc>
           <w:tcPr>
-            <w:tcW w:w="4261" w:type="dxa"/>
+            <w:tcW w:w="4449" w:type="dxa"/>
             <w:gridSpan w:val="5"/>
             <w:tcBorders>
               <w:bottom w:val="nil"/>
@@ -2249,11 +2329,11 @@
           <w:tblLook w:val="04A0" w:firstRow="1" w:lastRow="0" w:firstColumn="1" w:lastColumn="0" w:noHBand="0" w:noVBand="1"/>
         </w:tblPrEx>
         <w:trPr>
-          <w:trHeight w:val="453"/>
+          <w:trHeight w:val="443"/>
         </w:trPr>
         <w:tc>
           <w:tcPr>
-            <w:tcW w:w="2170" w:type="dxa"/>
+            <w:tcW w:w="2264" w:type="dxa"/>
             <w:tcBorders>
               <w:top w:val="nil"/>
             </w:tcBorders>
@@ -2284,7 +2364,7 @@
         </w:tc>
         <w:tc>
           <w:tcPr>
-            <w:tcW w:w="2801" w:type="dxa"/>
+            <w:tcW w:w="2922" w:type="dxa"/>
             <w:gridSpan w:val="5"/>
             <w:tcBorders>
               <w:top w:val="nil"/>
@@ -2316,7 +2396,7 @@
         </w:tc>
         <w:tc>
           <w:tcPr>
-            <w:tcW w:w="2420" w:type="dxa"/>
+            <w:tcW w:w="2525" w:type="dxa"/>
             <w:gridSpan w:val="5"/>
             <w:tcBorders>
               <w:top w:val="nil"/>
@@ -2348,7 +2428,7 @@
         </w:tc>
         <w:tc>
           <w:tcPr>
-            <w:tcW w:w="2817" w:type="dxa"/>
+            <w:tcW w:w="2942" w:type="dxa"/>
             <w:gridSpan w:val="2"/>
             <w:tcBorders>
               <w:top w:val="nil"/>
@@ -2384,11 +2464,11 @@
           <w:tblLook w:val="04A0" w:firstRow="1" w:lastRow="0" w:firstColumn="1" w:lastColumn="0" w:noHBand="0" w:noVBand="1"/>
         </w:tblPrEx>
         <w:trPr>
-          <w:trHeight w:val="2231"/>
+          <w:trHeight w:val="2185"/>
         </w:trPr>
         <w:tc>
           <w:tcPr>
-            <w:tcW w:w="10208" w:type="dxa"/>
+            <w:tcW w:w="10655" w:type="dxa"/>
             <w:gridSpan w:val="13"/>
             <w:tcBorders>
               <w:top w:val="nil"/>
@@ -2684,186 +2764,288 @@
 
 <file path=word/footer1.xml><?xml version="1.0" encoding="utf-8"?>
 <w:ftr xmlns:wpc="http://schemas.microsoft.com/office/word/2010/wordprocessingCanvas" xmlns:cx="http://schemas.microsoft.com/office/drawing/2014/chartex" xmlns:cx1="http://schemas.microsoft.com/office/drawing/2015/9/8/chartex" xmlns:cx2="http://schemas.microsoft.com/office/drawing/2015/10/21/chartex" xmlns:cx3="http://schemas.microsoft.com/office/drawing/2016/5/9/chartex" xmlns:cx4="http://schemas.microsoft.com/office/drawing/2016/5/10/chartex" xmlns:cx5="http://schemas.microsoft.com/office/drawing/2016/5/11/chartex" xmlns:cx6="http://schemas.microsoft.com/office/drawing/2016/5/12/chartex" xmlns:cx7="http://schemas.microsoft.com/office/drawing/2016/5/13/chartex" xmlns:cx8="http://schemas.microsoft.com/office/drawing/2016/5/14/chartex" xmlns:mc="http://schemas.openxmlformats.org/markup-compatibility/2006" xmlns:aink="http://schemas.microsoft.com/office/drawing/2016/ink" xmlns:am3d="http://schemas.microsoft.com/office/drawing/2017/model3d" xmlns:o="urn:schemas-microsoft-com:office:office" xmlns:oel="http://schemas.microsoft.com/office/2019/extlst" xmlns:r="http://schemas.openxmlformats.org/officeDocument/2006/relationships" xmlns:m="http://schemas.openxmlformats.org/officeDocument/2006/math" xmlns:v="urn:schemas-microsoft-com:vml" xmlns:wp14="http://schemas.microsoft.com/office/word/2010/wordprocessingDrawing" xmlns:wp="http://schemas.openxmlformats.org/drawingml/2006/wordprocessingDrawing" xmlns:w10="urn:schemas-microsoft-com:office:word" xmlns:w="http://schemas.openxmlformats.org/wordprocessingml/2006/main" xmlns:w14="http://schemas.microsoft.com/office/word/2010/wordml" xmlns:w15="http://schemas.microsoft.com/office/word/2012/wordml" xmlns:w16cex="http://schemas.microsoft.com/office/word/2018/wordml/cex" xmlns:w16cid="http://schemas.microsoft.com/office/word/2016/wordml/cid" xmlns:w16="http://schemas.microsoft.com/office/word/2018/wordml" xmlns:w16du="http://schemas.microsoft.com/office/word/2023/wordml/word16du" xmlns:w16sdtdh="http://schemas.microsoft.com/office/word/2020/wordml/sdtdatahash" xmlns:w16sdtfl="http://schemas.microsoft.com/office/word/2024/wordml/sdtformatlock" xmlns:w16se="http://schemas.microsoft.com/office/word/2015/wordml/symex" xmlns:wpg="http://schemas.microsoft.com/office/word/2010/wordprocessingGroup" xmlns:wpi="http://schemas.microsoft.com/office/word/2010/wordprocessingInk" xmlns:wne="http://schemas.microsoft.com/office/word/2006/wordml" xmlns:wps="http://schemas.microsoft.com/office/word/2010/wordprocessingShape" mc:Ignorable="w14 w15 w16se w16cid w16 w16cex w16sdtdh w16sdtfl w16du wp14">
-  <w:sdt>
-    <w:sdtPr>
+  <w:p>
+    <w:pPr>
+      <w:jc w:val="center"/>
       <w:rPr>
         <w:rFonts w:asciiTheme="minorHAnsi" w:eastAsiaTheme="minorHAnsi" w:hAnsiTheme="minorHAnsi" w:cstheme="minorBidi"/>
-        <w:sz w:val="22"/>
-        <w:szCs w:val="22"/>
-        <w:lang w:bidi="en-US"/>
+        <w:noProof/>
+        <w:color w:val="1F497D" w:themeColor="text2"/>
+        <w:sz w:val="40"/>
+        <w:szCs w:val="40"/>
       </w:rPr>
-      <w:id w:val="-2046978010"/>
-      <w:docPartObj>
-        <w:docPartGallery w:val="Page Numbers (Bottom of Page)"/>
-        <w:docPartUnique/>
-      </w:docPartObj>
-    </w:sdtPr>
-    <w:sdtContent>
-      <w:sdt>
-        <w:sdtPr>
-          <w:rPr>
-            <w:rFonts w:asciiTheme="minorHAnsi" w:eastAsiaTheme="minorHAnsi" w:hAnsiTheme="minorHAnsi" w:cstheme="minorBidi"/>
-            <w:sz w:val="22"/>
-            <w:szCs w:val="22"/>
-            <w:lang w:bidi="en-US"/>
-          </w:rPr>
-          <w:id w:val="-1769616900"/>
-          <w:docPartObj>
-            <w:docPartGallery w:val="Page Numbers (Top of Page)"/>
-            <w:docPartUnique/>
-          </w:docPartObj>
-        </w:sdtPr>
-        <w:sdtContent>
-          <w:p>
-            <w:pPr>
-              <w:spacing w:before="120" w:after="200"/>
-              <w:outlineLvl w:val="0"/>
-              <w:rPr>
-                <w:rFonts w:asciiTheme="minorHAnsi" w:hAnsiTheme="minorHAnsi" w:cstheme="minorHAnsi"/>
-                <w:sz w:val="18"/>
-                <w:szCs w:val="18"/>
-              </w:rPr>
-            </w:pPr>
-          </w:p>
-          <w:p>
-            <w:pPr>
-              <w:pStyle w:val="Footer"/>
-              <w:ind w:right="188"/>
-              <w:jc w:val="right"/>
-            </w:pPr>
-            <w:r>
-              <w:rPr>
-                <w:rFonts w:asciiTheme="minorBidi" w:hAnsiTheme="minorBidi"/>
-                <w:sz w:val="16"/>
-                <w:szCs w:val="16"/>
-              </w:rPr>
-              <w:t xml:space="preserve">Page </w:t>
-            </w:r>
-            <w:r>
-              <w:rPr>
-                <w:rFonts w:asciiTheme="minorBidi" w:hAnsiTheme="minorBidi"/>
-                <w:b/>
-                <w:bCs/>
-                <w:sz w:val="16"/>
-                <w:szCs w:val="16"/>
-              </w:rPr>
-              <w:fldChar w:fldCharType="begin"/>
-            </w:r>
-            <w:r>
-              <w:rPr>
-                <w:rFonts w:asciiTheme="minorBidi" w:hAnsiTheme="minorBidi"/>
-                <w:b/>
-                <w:bCs/>
-                <w:sz w:val="16"/>
-                <w:szCs w:val="16"/>
-              </w:rPr>
-              <w:instrText xml:space="preserve"> PAGE </w:instrText>
-            </w:r>
-            <w:r>
-              <w:rPr>
-                <w:rFonts w:asciiTheme="minorBidi" w:hAnsiTheme="minorBidi"/>
-                <w:b/>
-                <w:bCs/>
-                <w:sz w:val="16"/>
-                <w:szCs w:val="16"/>
-              </w:rPr>
-              <w:fldChar w:fldCharType="separate"/>
-            </w:r>
-            <w:r>
-              <w:rPr>
-                <w:rFonts w:asciiTheme="minorBidi" w:hAnsiTheme="minorBidi"/>
-                <w:b/>
-                <w:bCs/>
-                <w:noProof/>
-                <w:sz w:val="16"/>
-                <w:szCs w:val="16"/>
-              </w:rPr>
-              <w:t>1</w:t>
-            </w:r>
-            <w:r>
-              <w:rPr>
-                <w:rFonts w:asciiTheme="minorBidi" w:hAnsiTheme="minorBidi"/>
-                <w:b/>
-                <w:bCs/>
-                <w:sz w:val="16"/>
-                <w:szCs w:val="16"/>
-              </w:rPr>
-              <w:fldChar w:fldCharType="end"/>
-            </w:r>
-            <w:r>
-              <w:rPr>
-                <w:rFonts w:asciiTheme="minorBidi" w:hAnsiTheme="minorBidi"/>
-                <w:sz w:val="16"/>
-                <w:szCs w:val="16"/>
-              </w:rPr>
-              <w:t xml:space="preserve"> of </w:t>
-            </w:r>
-            <w:r>
-              <w:rPr>
-                <w:rFonts w:asciiTheme="minorBidi" w:hAnsiTheme="minorBidi"/>
-                <w:b/>
-                <w:bCs/>
-                <w:sz w:val="16"/>
-                <w:szCs w:val="16"/>
-              </w:rPr>
-              <w:fldChar w:fldCharType="begin"/>
-            </w:r>
-            <w:r>
-              <w:rPr>
-                <w:rFonts w:asciiTheme="minorBidi" w:hAnsiTheme="minorBidi"/>
-                <w:b/>
-                <w:bCs/>
-                <w:sz w:val="16"/>
-                <w:szCs w:val="16"/>
-              </w:rPr>
-              <w:instrText xml:space="preserve"> NUMPAGES  </w:instrText>
-            </w:r>
-            <w:r>
-              <w:rPr>
-                <w:rFonts w:asciiTheme="minorBidi" w:hAnsiTheme="minorBidi"/>
-                <w:b/>
-                <w:bCs/>
-                <w:sz w:val="16"/>
-                <w:szCs w:val="16"/>
-              </w:rPr>
-              <w:fldChar w:fldCharType="separate"/>
-            </w:r>
-            <w:r>
-              <w:rPr>
-                <w:rFonts w:asciiTheme="minorBidi" w:hAnsiTheme="minorBidi"/>
-                <w:b/>
-                <w:bCs/>
-                <w:noProof/>
-                <w:sz w:val="16"/>
-                <w:szCs w:val="16"/>
-              </w:rPr>
-              <w:t>1</w:t>
-            </w:r>
-            <w:r>
-              <w:rPr>
-                <w:rFonts w:asciiTheme="minorBidi" w:hAnsiTheme="minorBidi"/>
-                <w:b/>
-                <w:bCs/>
-                <w:sz w:val="16"/>
-                <w:szCs w:val="16"/>
-              </w:rPr>
-              <w:fldChar w:fldCharType="end"/>
-            </w:r>
-          </w:p>
-        </w:sdtContent>
-      </w:sdt>
-    </w:sdtContent>
-  </w:sdt>
+    </w:pPr>
+    <w:bookmarkStart w:id="0" w:name="_Hlk231134866"/>
+    <w:bookmarkStart w:id="1" w:name="_Hlk231134867"/>
+    <w:bookmarkStart w:id="2" w:name="_Hlk231134893"/>
+    <w:bookmarkStart w:id="3" w:name="_Hlk231134894"/>
+    <w:bookmarkStart w:id="4" w:name="_Hlk231134917"/>
+    <w:bookmarkStart w:id="5" w:name="_Hlk231134918"/>
+    <w:bookmarkStart w:id="6" w:name="_Hlk231134938"/>
+    <w:bookmarkStart w:id="7" w:name="_Hlk231134939"/>
+    <w:bookmarkStart w:id="8" w:name="_Hlk231134963"/>
+    <w:bookmarkStart w:id="9" w:name="_Hlk231134964"/>
+    <w:r>
+      <w:rPr>
+        <w:noProof/>
+        <w:color w:val="1F497D" w:themeColor="text2"/>
+        <w:sz w:val="44"/>
+        <w:szCs w:val="44"/>
+      </w:rPr>
+      <w:drawing>
+        <wp:anchor distT="0" distB="0" distL="114300" distR="114300" simplePos="0" relativeHeight="251667456" behindDoc="1" locked="0" layoutInCell="1" allowOverlap="1" wp14:anchorId="1083FA91" wp14:editId="32303B5B">
+          <wp:simplePos x="0" y="0"/>
+          <wp:positionH relativeFrom="margin">
+            <wp:posOffset>5443220</wp:posOffset>
+          </wp:positionH>
+          <wp:positionV relativeFrom="paragraph">
+            <wp:posOffset>-373380</wp:posOffset>
+          </wp:positionV>
+          <wp:extent cx="1242060" cy="971550"/>
+          <wp:effectExtent l="0" t="0" r="0" b="0"/>
+          <wp:wrapTight wrapText="bothSides">
+            <wp:wrapPolygon edited="0">
+              <wp:start x="9276" y="1694"/>
+              <wp:lineTo x="6294" y="3388"/>
+              <wp:lineTo x="4969" y="5506"/>
+              <wp:lineTo x="4969" y="9318"/>
+              <wp:lineTo x="2982" y="13129"/>
+              <wp:lineTo x="2650" y="16094"/>
+              <wp:lineTo x="4307" y="17788"/>
+              <wp:lineTo x="16896" y="17788"/>
+              <wp:lineTo x="18883" y="16094"/>
+              <wp:lineTo x="18221" y="13553"/>
+              <wp:lineTo x="16233" y="9318"/>
+              <wp:lineTo x="16564" y="6353"/>
+              <wp:lineTo x="14908" y="3388"/>
+              <wp:lineTo x="11926" y="1694"/>
+              <wp:lineTo x="9276" y="1694"/>
+            </wp:wrapPolygon>
+          </wp:wrapTight>
+          <wp:docPr id="699793620" name="Picture 3"/>
+          <wp:cNvGraphicFramePr>
+            <a:graphicFrameLocks xmlns:a="http://schemas.openxmlformats.org/drawingml/2006/main" noChangeAspect="1"/>
+          </wp:cNvGraphicFramePr>
+          <a:graphic xmlns:a="http://schemas.openxmlformats.org/drawingml/2006/main">
+            <a:graphicData uri="http://schemas.openxmlformats.org/drawingml/2006/picture">
+              <pic:pic xmlns:pic="http://schemas.openxmlformats.org/drawingml/2006/picture">
+                <pic:nvPicPr>
+                  <pic:cNvPr id="1673798688" name="Picture 1673798688"/>
+                  <pic:cNvPicPr/>
+                </pic:nvPicPr>
+                <pic:blipFill>
+                  <a:blip r:embed="rId1">
+                    <a:extLst>
+                      <a:ext uri="{28A0092B-C50C-407E-A947-70E740481C1C}">
+                        <a14:useLocalDpi xmlns:a14="http://schemas.microsoft.com/office/drawing/2010/main" val="0"/>
+                      </a:ext>
+                    </a:extLst>
+                  </a:blip>
+                  <a:stretch>
+                    <a:fillRect/>
+                  </a:stretch>
+                </pic:blipFill>
+                <pic:spPr>
+                  <a:xfrm>
+                    <a:off x="0" y="0"/>
+                    <a:ext cx="1242060" cy="971550"/>
+                  </a:xfrm>
+                  <a:prstGeom prst="rect">
+                    <a:avLst/>
+                  </a:prstGeom>
+                  <a:effectLst>
+                    <a:innerShdw blurRad="63500" dist="50800" dir="16200000">
+                      <a:prstClr val="black">
+                        <a:alpha val="50000"/>
+                      </a:prstClr>
+                    </a:innerShdw>
+                  </a:effectLst>
+                </pic:spPr>
+              </pic:pic>
+            </a:graphicData>
+          </a:graphic>
+          <wp14:sizeRelH relativeFrom="margin">
+            <wp14:pctWidth>0</wp14:pctWidth>
+          </wp14:sizeRelH>
+          <wp14:sizeRelV relativeFrom="margin">
+            <wp14:pctHeight>0</wp14:pctHeight>
+          </wp14:sizeRelV>
+        </wp:anchor>
+      </w:drawing>
+    </w:r>
+    <w:r>
+      <w:rPr>
+        <w:noProof/>
+        <w:color w:val="1F497D" w:themeColor="text2"/>
+        <w:sz w:val="44"/>
+        <w:szCs w:val="44"/>
+      </w:rPr>
+      <w:drawing>
+        <wp:anchor distT="0" distB="0" distL="114300" distR="114300" simplePos="0" relativeHeight="251668480" behindDoc="1" locked="0" layoutInCell="1" allowOverlap="1" wp14:anchorId="7F61F21D" wp14:editId="6B923D7D">
+          <wp:simplePos x="0" y="0"/>
+          <wp:positionH relativeFrom="column">
+            <wp:posOffset>-194945</wp:posOffset>
+          </wp:positionH>
+          <wp:positionV relativeFrom="paragraph">
+            <wp:posOffset>-252095</wp:posOffset>
+          </wp:positionV>
+          <wp:extent cx="699135" cy="699135"/>
+          <wp:effectExtent l="0" t="0" r="5715" b="5715"/>
+          <wp:wrapTight wrapText="bothSides">
+            <wp:wrapPolygon edited="0">
+              <wp:start x="0" y="0"/>
+              <wp:lineTo x="0" y="21188"/>
+              <wp:lineTo x="21188" y="21188"/>
+              <wp:lineTo x="21188" y="0"/>
+              <wp:lineTo x="0" y="0"/>
+            </wp:wrapPolygon>
+          </wp:wrapTight>
+          <wp:docPr id="71918742" name="Picture 16"/>
+          <wp:cNvGraphicFramePr>
+            <a:graphicFrameLocks xmlns:a="http://schemas.openxmlformats.org/drawingml/2006/main" noChangeAspect="1"/>
+          </wp:cNvGraphicFramePr>
+          <a:graphic xmlns:a="http://schemas.openxmlformats.org/drawingml/2006/main">
+            <a:graphicData uri="http://schemas.openxmlformats.org/drawingml/2006/picture">
+              <pic:pic xmlns:pic="http://schemas.openxmlformats.org/drawingml/2006/picture">
+                <pic:nvPicPr>
+                  <pic:cNvPr id="71918742" name="Picture 71918742"/>
+                  <pic:cNvPicPr/>
+                </pic:nvPicPr>
+                <pic:blipFill>
+                  <a:blip r:embed="rId2">
+                    <a:extLst>
+                      <a:ext uri="{28A0092B-C50C-407E-A947-70E740481C1C}">
+                        <a14:useLocalDpi xmlns:a14="http://schemas.microsoft.com/office/drawing/2010/main" val="0"/>
+                      </a:ext>
+                    </a:extLst>
+                  </a:blip>
+                  <a:stretch>
+                    <a:fillRect/>
+                  </a:stretch>
+                </pic:blipFill>
+                <pic:spPr>
+                  <a:xfrm>
+                    <a:off x="0" y="0"/>
+                    <a:ext cx="699135" cy="699135"/>
+                  </a:xfrm>
+                  <a:prstGeom prst="rect">
+                    <a:avLst/>
+                  </a:prstGeom>
+                </pic:spPr>
+              </pic:pic>
+            </a:graphicData>
+          </a:graphic>
+          <wp14:sizeRelH relativeFrom="margin">
+            <wp14:pctWidth>0</wp14:pctWidth>
+          </wp14:sizeRelH>
+          <wp14:sizeRelV relativeFrom="margin">
+            <wp14:pctHeight>0</wp14:pctHeight>
+          </wp14:sizeRelV>
+        </wp:anchor>
+      </w:drawing>
+    </w:r>
+    <w:hyperlink r:id="rId3" w:history="1">
+      <w:r>
+        <w:rPr>
+          <w:rStyle w:val="Hyperlink"/>
+          <w:rFonts w:asciiTheme="minorHAnsi" w:eastAsiaTheme="minorHAnsi" w:hAnsiTheme="minorHAnsi" w:cstheme="minorBidi"/>
+          <w:noProof/>
+          <w:color w:val="1F497D" w:themeColor="text2"/>
+          <w:sz w:val="40"/>
+          <w:szCs w:val="40"/>
+        </w:rPr>
+        <w:t xml:space="preserve">Mostanad </w:t>
+      </w:r>
+      <w:r>
+        <w:rPr>
+          <w:rStyle w:val="Hyperlink"/>
+          <w:rFonts w:asciiTheme="minorHAnsi" w:eastAsiaTheme="minorHAnsi" w:hAnsiTheme="minorHAnsi" w:cstheme="minorBidi"/>
+          <w:noProof/>
+          <w:color w:val="1F497D" w:themeColor="text2"/>
+          <w:sz w:val="40"/>
+          <w:szCs w:val="40"/>
+        </w:rPr>
+        <w:t>A</w:t>
+      </w:r>
+      <w:r>
+        <w:rPr>
+          <w:rStyle w:val="Hyperlink"/>
+          <w:rFonts w:asciiTheme="minorHAnsi" w:eastAsiaTheme="minorHAnsi" w:hAnsiTheme="minorHAnsi" w:cstheme="minorBidi"/>
+          <w:noProof/>
+          <w:color w:val="1F497D" w:themeColor="text2"/>
+          <w:sz w:val="40"/>
+          <w:szCs w:val="40"/>
+        </w:rPr>
+        <w:t xml:space="preserve">cademy | </w:t>
+      </w:r>
+      <w:r>
+        <w:rPr>
+          <w:rStyle w:val="Hyperlink"/>
+          <w:rFonts w:asciiTheme="minorHAnsi" w:eastAsiaTheme="minorHAnsi" w:hAnsiTheme="minorHAnsi" w:cs="Arial"/>
+          <w:noProof/>
+          <w:color w:val="1F497D" w:themeColor="text2"/>
+          <w:sz w:val="40"/>
+          <w:szCs w:val="40"/>
+          <w:rtl/>
+        </w:rPr>
+        <w:t>مستند أكا</w:t>
+      </w:r>
+      <w:r>
+        <w:rPr>
+          <w:rStyle w:val="Hyperlink"/>
+          <w:rFonts w:asciiTheme="minorHAnsi" w:eastAsiaTheme="minorHAnsi" w:hAnsiTheme="minorHAnsi" w:cs="Arial"/>
+          <w:noProof/>
+          <w:color w:val="1F497D" w:themeColor="text2"/>
+          <w:sz w:val="40"/>
+          <w:szCs w:val="40"/>
+          <w:rtl/>
+        </w:rPr>
+        <w:t>د</w:t>
+      </w:r>
+      <w:r>
+        <w:rPr>
+          <w:rStyle w:val="Hyperlink"/>
+          <w:rFonts w:asciiTheme="minorHAnsi" w:eastAsiaTheme="minorHAnsi" w:hAnsiTheme="minorHAnsi" w:cs="Arial"/>
+          <w:noProof/>
+          <w:color w:val="1F497D" w:themeColor="text2"/>
+          <w:sz w:val="40"/>
+          <w:szCs w:val="40"/>
+          <w:rtl/>
+        </w:rPr>
+        <w:t>يمي</w:t>
+      </w:r>
+    </w:hyperlink>
+  </w:p>
   <w:p>
     <w:pPr>
       <w:pStyle w:val="Footer"/>
-      <w:jc w:val="center"/>
+    </w:pPr>
+    <w:r>
       <w:rPr>
         <w:rFonts w:asciiTheme="minorBidi" w:hAnsiTheme="minorBidi"/>
         <w:sz w:val="18"/>
         <w:szCs w:val="18"/>
       </w:rPr>
-    </w:pPr>
+      <w:tab/>
+    </w:r>
+    <w:r>
+      <w:rPr>
+        <w:rFonts w:asciiTheme="minorBidi" w:hAnsiTheme="minorBidi"/>
+        <w:sz w:val="18"/>
+        <w:szCs w:val="18"/>
+      </w:rPr>
+      <w:tab/>
+    </w:r>
+    <w:bookmarkEnd w:id="0"/>
+    <w:bookmarkEnd w:id="1"/>
+    <w:bookmarkEnd w:id="2"/>
+    <w:bookmarkEnd w:id="3"/>
+    <w:bookmarkEnd w:id="4"/>
+    <w:bookmarkEnd w:id="5"/>
+    <w:bookmarkEnd w:id="6"/>
+    <w:bookmarkEnd w:id="7"/>
+    <w:bookmarkEnd w:id="8"/>
+    <w:bookmarkEnd w:id="9"/>
   </w:p>
 </w:ftr>
 </file>
@@ -7942,6 +8124,18 @@
       <w:shd w:val="clear" w:color="auto" w:fill="E1DFDD"/>
     </w:rPr>
   </w:style>
+  <w:style w:type="character" w:styleId="FollowedHyperlink">
+    <w:name w:val="FollowedHyperlink"/>
+    <w:basedOn w:val="DefaultParagraphFont"/>
+    <w:uiPriority w:val="99"/>
+    <w:semiHidden/>
+    <w:unhideWhenUsed/>
+    <w:rsid w:val="00BD5121"/>
+    <w:rPr>
+      <w:color w:val="800080" w:themeColor="followedHyperlink"/>
+      <w:u w:val="single"/>
+    </w:rPr>
+  </w:style>
 </w:styles>
 </file>
 
